--- a/downloads/documents/04 Units/Unit 07 - Capstone - Launch Career Readiness and FACS Shark Tank/Lesson 07.10 - Build the Pitch and Prototype.docx
+++ b/downloads/documents/04 Units/Unit 07 - Capstone - Launch Career Readiness and FACS Shark Tank/Lesson 07.10 - Build the Pitch and Prototype.docx
@@ -2063,7 +2063,7 @@
         <w:t xml:space="preserve"> </w:t>
       </w:r>
       <w:r>
-        <w:t xml:space="preserve">is available for all five panels, where each panel is an image plus one sentence rather than a paragraph, and it is offered to any team, not assigned to one. The five panel headings and the pitch sentence frames are printed in Turkish, Portuguese, and Spanish on the planner sheet, from</w:t>
+        <w:t xml:space="preserve">is available for all five panels, where each panel is an image plus one sentence rather than a paragraph, and it is offered to any team, not assigned to one. The five panel headings and the pitch sentence frames are printed in Spanish on the planner sheet, from</w:t>
       </w:r>
       <w:r>
         <w:t xml:space="preserve"> </w:t>

--- a/downloads/documents/04 Units/Unit 07 - Capstone - Launch Career Readiness and FACS Shark Tank/Lesson 07.10 - Build the Pitch and Prototype.docx
+++ b/downloads/documents/04 Units/Unit 07 - Capstone - Launch Career Readiness and FACS Shark Tank/Lesson 07.10 - Build the Pitch and Prototype.docx
@@ -2023,7 +2023,7 @@
         <w:t xml:space="preserve">“</w:t>
       </w:r>
       <w:r>
-        <w:t xml:space="preserve">Tomorrow there are adults in this room who do not have to be here. They are coming because somebody told them eighth graders in this building built businesses. Be the reason that was true.</w:t>
+        <w:t xml:space="preserve">Tomorrow there are adults in this room who do not have to be here. They are coming because somebody told them middle schoolers in this building built businesses. Be the reason that was true.</w:t>
       </w:r>
       <w:r>
         <w:t xml:space="preserve">”</w:t>

--- a/downloads/documents/04 Units/Unit 07 - Capstone - Launch Career Readiness and FACS Shark Tank/Lesson 07.10 - Build the Pitch and Prototype.docx
+++ b/downloads/documents/04 Units/Unit 07 - Capstone - Launch Career Readiness and FACS Shark Tank/Lesson 07.10 - Build the Pitch and Prototype.docx
@@ -989,7 +989,7 @@
               <w:t xml:space="preserve"> </w:t>
             </w:r>
             <w:r>
-              <w:t xml:space="preserve">Give the six examples on the slide so no team stalls: a sewn sample or a mended item (Unit 5), a plated dish or a printed costed menu (Units 1 and 6), a scale floor plan or a room layout on graph paper (Unit 4), a budget or price sheet built like the ClassroomStreet reports (Unit 2), a childcare or family activity kit card (Unit 3), a hand-drawn two-screen sketch of an app or web page (Unit 7). Circulate with the tools that need a teacher: the box cutter, the iron, the sewing machine.</w:t>
+              <w:t xml:space="preserve">Give the six examples on the slide so no team stalls: a sewn sample or a mended item (Unit 5), a plated dish or a printed costed menu (Units 1 and 6), a scale floor plan or a room layout on graph paper (Unit 4), a budget or price sheet built like the Investor Report ledger (Unit 2), a childcare or family activity kit card (Unit 3), a hand-drawn two-screen sketch of an app or web page (Unit 7). Circulate with the tools that need a teacher: the box cutter, the iron, the sewing machine.</w:t>
             </w:r>
           </w:p>
         </w:tc>
